--- a/JAVA_and_Spring_Notes/Other_IMP_Topics _SpringBoot/Other IMP topic SpringBoot.docx
+++ b/JAVA_and_Spring_Notes/Other_IMP_Topics _SpringBoot/Other IMP topic SpringBoot.docx
@@ -693,8 +693,6 @@
         </w:rPr>
         <w:t xml:space="preserve">  because Map will store values in key,value pair</w:t>
       </w:r>
-      <w:bookmarkStart w:id="0" w:name="_GoBack"/>
-      <w:bookmarkEnd w:id="0"/>
     </w:p>
     <w:p>
       <w:pPr>
@@ -1260,13 +1258,1082 @@
     </w:p>
     <w:p>
       <w:pPr>
-        <w:rPr>
-          <w:rFonts w:hint="default"/>
-          <w:sz w:val="20"/>
-          <w:szCs w:val="20"/>
-          <w:lang w:val="en-US"/>
-        </w:rPr>
-      </w:pPr>
+        <w:pStyle w:val="7"/>
+        <w:keepNext w:val="0"/>
+        <w:keepLines w:val="0"/>
+        <w:widowControl/>
+        <w:suppressLineNumbers w:val="0"/>
+        <w:rPr>
+          <w:sz w:val="20"/>
+          <w:szCs w:val="20"/>
+        </w:rPr>
+      </w:pPr>
+    </w:p>
+    <w:p>
+      <w:pPr>
+        <w:pStyle w:val="7"/>
+        <w:keepNext w:val="0"/>
+        <w:keepLines w:val="0"/>
+        <w:widowControl/>
+        <w:suppressLineNumbers w:val="0"/>
+        <w:rPr>
+          <w:rFonts w:hint="default"/>
+          <w:color w:val="FF0000"/>
+          <w:sz w:val="20"/>
+          <w:szCs w:val="20"/>
+          <w:lang w:val="en-US"/>
+        </w:rPr>
+      </w:pPr>
+      <w:r>
+        <w:rPr>
+          <w:rFonts w:hint="default"/>
+          <w:color w:val="FF0000"/>
+          <w:sz w:val="20"/>
+          <w:szCs w:val="20"/>
+          <w:lang w:val="en-US"/>
+        </w:rPr>
+        <w:t xml:space="preserve">Normal Rest API &amp; @Async (with multi thred customization) &amp; </w:t>
+      </w:r>
+      <w:r>
+        <w:rPr>
+          <w:color w:val="FF0000"/>
+          <w:sz w:val="20"/>
+          <w:szCs w:val="20"/>
+        </w:rPr>
+        <w:t>Queue (Kafka / RabbitMQ)</w:t>
+      </w:r>
+      <w:r>
+        <w:rPr>
+          <w:rFonts w:hint="default"/>
+          <w:color w:val="FF0000"/>
+          <w:sz w:val="20"/>
+          <w:szCs w:val="20"/>
+          <w:lang w:val="en-US"/>
+        </w:rPr>
+        <w:t xml:space="preserve"> diffrences and usage ?</w:t>
+      </w:r>
+      <w:bookmarkStart w:id="0" w:name="_GoBack"/>
+      <w:bookmarkEnd w:id="0"/>
+    </w:p>
+    <w:p>
+      <w:pPr>
+        <w:keepNext w:val="0"/>
+        <w:keepLines w:val="0"/>
+        <w:widowControl/>
+        <w:suppressLineNumbers w:val="0"/>
+        <w:rPr>
+          <w:sz w:val="20"/>
+          <w:szCs w:val="20"/>
+        </w:rPr>
+      </w:pPr>
+      <w:r>
+        <w:rPr>
+          <w:sz w:val="20"/>
+          <w:szCs w:val="20"/>
+        </w:rPr>
+        <w:pict>
+          <v:rect id="_x0000_i1025" o:spt="1" style="height:1.5pt;width:432pt;" fillcolor="#A0A0A0" filled="t" stroked="f" coordsize="21600,21600" o:hr="t" o:hrstd="t" o:hralign="center">
+            <v:path/>
+            <v:fill on="t" focussize="0,0"/>
+            <v:stroke on="f"/>
+            <v:imagedata o:title=""/>
+            <o:lock v:ext="edit"/>
+            <w10:wrap type="none"/>
+            <w10:anchorlock/>
+          </v:rect>
+        </w:pict>
+      </w:r>
+    </w:p>
+    <w:p>
+      <w:pPr>
+        <w:pStyle w:val="2"/>
+        <w:keepNext w:val="0"/>
+        <w:keepLines w:val="0"/>
+        <w:widowControl/>
+        <w:suppressLineNumbers w:val="0"/>
+        <w:rPr>
+          <w:sz w:val="20"/>
+          <w:szCs w:val="20"/>
+        </w:rPr>
+      </w:pPr>
+      <w:r>
+        <w:rPr>
+          <w:sz w:val="20"/>
+          <w:szCs w:val="20"/>
+        </w:rPr>
+        <w:t>🧠 Short Notes (Keep this)</w:t>
+      </w:r>
+    </w:p>
+    <w:p>
+      <w:pPr>
+        <w:pStyle w:val="3"/>
+        <w:keepNext w:val="0"/>
+        <w:keepLines w:val="0"/>
+        <w:widowControl/>
+        <w:suppressLineNumbers w:val="0"/>
+        <w:rPr>
+          <w:sz w:val="20"/>
+          <w:szCs w:val="20"/>
+        </w:rPr>
+      </w:pPr>
+      <w:r>
+        <w:rPr>
+          <w:sz w:val="20"/>
+          <w:szCs w:val="20"/>
+        </w:rPr>
+        <w:t>🔹 1. Normal REST</w:t>
+      </w:r>
+    </w:p>
+    <w:p>
+      <w:pPr>
+        <w:pStyle w:val="7"/>
+        <w:keepNext w:val="0"/>
+        <w:keepLines w:val="0"/>
+        <w:widowControl/>
+        <w:suppressLineNumbers w:val="0"/>
+        <w:ind w:left="720"/>
+        <w:rPr>
+          <w:sz w:val="20"/>
+          <w:szCs w:val="20"/>
+        </w:rPr>
+      </w:pPr>
+      <w:r>
+        <w:rPr>
+          <w:sz w:val="20"/>
+          <w:szCs w:val="20"/>
+        </w:rPr>
+        <w:t xml:space="preserve">👉 User </w:t>
+      </w:r>
+      <w:r>
+        <w:rPr>
+          <w:rStyle w:val="8"/>
+          <w:sz w:val="20"/>
+          <w:szCs w:val="20"/>
+        </w:rPr>
+        <w:t>waits</w:t>
+      </w:r>
+      <w:r>
+        <w:rPr>
+          <w:sz w:val="20"/>
+          <w:szCs w:val="20"/>
+        </w:rPr>
+        <w:t xml:space="preserve"> for result</w:t>
+      </w:r>
+    </w:p>
+    <w:p>
+      <w:pPr>
+        <w:pStyle w:val="7"/>
+        <w:keepNext w:val="0"/>
+        <w:keepLines w:val="0"/>
+        <w:widowControl/>
+        <w:suppressLineNumbers w:val="0"/>
+        <w:ind w:left="720"/>
+        <w:rPr>
+          <w:sz w:val="20"/>
+          <w:szCs w:val="20"/>
+        </w:rPr>
+      </w:pPr>
+      <w:r>
+        <w:rPr>
+          <w:sz w:val="20"/>
+          <w:szCs w:val="20"/>
+        </w:rPr>
+        <w:t>👉 Runs on Apache Tomcat thread</w:t>
+      </w:r>
+    </w:p>
+    <w:p>
+      <w:pPr>
+        <w:pStyle w:val="7"/>
+        <w:keepNext w:val="0"/>
+        <w:keepLines w:val="0"/>
+        <w:widowControl/>
+        <w:suppressLineNumbers w:val="0"/>
+        <w:ind w:left="720"/>
+        <w:rPr>
+          <w:sz w:val="20"/>
+          <w:szCs w:val="20"/>
+        </w:rPr>
+      </w:pPr>
+      <w:r>
+        <w:rPr>
+          <w:sz w:val="20"/>
+          <w:szCs w:val="20"/>
+        </w:rPr>
+        <w:t xml:space="preserve">👉 Use when: result is </w:t>
+      </w:r>
+      <w:r>
+        <w:rPr>
+          <w:rStyle w:val="8"/>
+          <w:sz w:val="20"/>
+          <w:szCs w:val="20"/>
+        </w:rPr>
+        <w:t>needed immediately</w:t>
+      </w:r>
+    </w:p>
+    <w:p>
+      <w:pPr>
+        <w:pStyle w:val="7"/>
+        <w:keepNext w:val="0"/>
+        <w:keepLines w:val="0"/>
+        <w:widowControl/>
+        <w:suppressLineNumbers w:val="0"/>
+        <w:rPr>
+          <w:sz w:val="20"/>
+          <w:szCs w:val="20"/>
+        </w:rPr>
+      </w:pPr>
+      <w:r>
+        <w:rPr>
+          <w:rStyle w:val="8"/>
+          <w:sz w:val="20"/>
+          <w:szCs w:val="20"/>
+        </w:rPr>
+        <w:t>Example:</w:t>
+      </w:r>
+      <w:r>
+        <w:rPr>
+          <w:sz w:val="20"/>
+          <w:szCs w:val="20"/>
+        </w:rPr>
+        <w:t xml:space="preserve"> login, fetch data, payment response</w:t>
+      </w:r>
+    </w:p>
+    <w:p>
+      <w:pPr>
+        <w:pStyle w:val="7"/>
+        <w:keepNext w:val="0"/>
+        <w:keepLines w:val="0"/>
+        <w:widowControl/>
+        <w:suppressLineNumbers w:val="0"/>
+        <w:rPr>
+          <w:sz w:val="20"/>
+          <w:szCs w:val="20"/>
+        </w:rPr>
+      </w:pPr>
+      <w:r>
+        <w:rPr>
+          <w:rStyle w:val="8"/>
+          <w:sz w:val="20"/>
+          <w:szCs w:val="20"/>
+        </w:rPr>
+        <w:t>Memory line:</w:t>
+      </w:r>
+    </w:p>
+    <w:p>
+      <w:pPr>
+        <w:pStyle w:val="7"/>
+        <w:keepNext w:val="0"/>
+        <w:keepLines w:val="0"/>
+        <w:widowControl/>
+        <w:suppressLineNumbers w:val="0"/>
+        <w:ind w:left="720" w:right="720"/>
+        <w:rPr>
+          <w:sz w:val="20"/>
+          <w:szCs w:val="20"/>
+        </w:rPr>
+      </w:pPr>
+      <w:r>
+        <w:rPr>
+          <w:rFonts w:hint="eastAsia" w:ascii="SimSun" w:hAnsi="SimSun" w:eastAsia="SimSun" w:cs="SimSun"/>
+          <w:sz w:val="20"/>
+          <w:szCs w:val="20"/>
+        </w:rPr>
+        <w:t>“Do work → then respond”</w:t>
+      </w:r>
+    </w:p>
+    <w:p>
+      <w:pPr>
+        <w:keepNext w:val="0"/>
+        <w:keepLines w:val="0"/>
+        <w:widowControl/>
+        <w:suppressLineNumbers w:val="0"/>
+        <w:rPr>
+          <w:sz w:val="20"/>
+          <w:szCs w:val="20"/>
+        </w:rPr>
+      </w:pPr>
+      <w:r>
+        <w:rPr>
+          <w:sz w:val="20"/>
+          <w:szCs w:val="20"/>
+        </w:rPr>
+        <w:pict>
+          <v:rect id="_x0000_i1026" o:spt="1" style="height:1.5pt;width:432pt;" fillcolor="#A0A0A0" filled="t" stroked="f" coordsize="21600,21600" o:hr="t" o:hrstd="t" o:hralign="center">
+            <v:path/>
+            <v:fill on="t" focussize="0,0"/>
+            <v:stroke on="f"/>
+            <v:imagedata o:title=""/>
+            <o:lock v:ext="edit"/>
+            <w10:wrap type="none"/>
+            <w10:anchorlock/>
+          </v:rect>
+        </w:pict>
+      </w:r>
+    </w:p>
+    <w:p>
+      <w:pPr>
+        <w:pStyle w:val="3"/>
+        <w:keepNext w:val="0"/>
+        <w:keepLines w:val="0"/>
+        <w:widowControl/>
+        <w:suppressLineNumbers w:val="0"/>
+        <w:rPr>
+          <w:sz w:val="20"/>
+          <w:szCs w:val="20"/>
+        </w:rPr>
+      </w:pPr>
+      <w:r>
+        <w:rPr>
+          <w:sz w:val="20"/>
+          <w:szCs w:val="20"/>
+        </w:rPr>
+        <w:t xml:space="preserve">🔹 2. </w:t>
+      </w:r>
+      <w:r>
+        <w:rPr>
+          <w:rStyle w:val="6"/>
+          <w:sz w:val="20"/>
+          <w:szCs w:val="20"/>
+        </w:rPr>
+        <w:t>@Async</w:t>
+      </w:r>
+    </w:p>
+    <w:p>
+      <w:pPr>
+        <w:pStyle w:val="7"/>
+        <w:keepNext w:val="0"/>
+        <w:keepLines w:val="0"/>
+        <w:widowControl/>
+        <w:suppressLineNumbers w:val="0"/>
+        <w:ind w:left="720"/>
+        <w:rPr>
+          <w:sz w:val="20"/>
+          <w:szCs w:val="20"/>
+        </w:rPr>
+      </w:pPr>
+      <w:r>
+        <w:rPr>
+          <w:sz w:val="20"/>
+          <w:szCs w:val="20"/>
+        </w:rPr>
+        <w:t xml:space="preserve">👉 User </w:t>
+      </w:r>
+      <w:r>
+        <w:rPr>
+          <w:rStyle w:val="8"/>
+          <w:sz w:val="20"/>
+          <w:szCs w:val="20"/>
+        </w:rPr>
+        <w:t>does NOT wait</w:t>
+      </w:r>
+    </w:p>
+    <w:p>
+      <w:pPr>
+        <w:pStyle w:val="7"/>
+        <w:keepNext w:val="0"/>
+        <w:keepLines w:val="0"/>
+        <w:widowControl/>
+        <w:suppressLineNumbers w:val="0"/>
+        <w:ind w:left="720"/>
+        <w:rPr>
+          <w:sz w:val="20"/>
+          <w:szCs w:val="20"/>
+        </w:rPr>
+      </w:pPr>
+      <w:r>
+        <w:rPr>
+          <w:sz w:val="20"/>
+          <w:szCs w:val="20"/>
+        </w:rPr>
+        <w:t>👉 Runs in background (same app, thread pool)</w:t>
+      </w:r>
+    </w:p>
+    <w:p>
+      <w:pPr>
+        <w:pStyle w:val="7"/>
+        <w:keepNext w:val="0"/>
+        <w:keepLines w:val="0"/>
+        <w:widowControl/>
+        <w:suppressLineNumbers w:val="0"/>
+        <w:ind w:left="720"/>
+        <w:rPr>
+          <w:sz w:val="20"/>
+          <w:szCs w:val="20"/>
+        </w:rPr>
+      </w:pPr>
+      <w:r>
+        <w:rPr>
+          <w:sz w:val="20"/>
+          <w:szCs w:val="20"/>
+        </w:rPr>
+        <w:t xml:space="preserve">👉 Task is </w:t>
+      </w:r>
+      <w:r>
+        <w:rPr>
+          <w:rStyle w:val="8"/>
+          <w:sz w:val="20"/>
+          <w:szCs w:val="20"/>
+        </w:rPr>
+        <w:t>optional / best effort</w:t>
+      </w:r>
+    </w:p>
+    <w:p>
+      <w:pPr>
+        <w:pStyle w:val="7"/>
+        <w:keepNext w:val="0"/>
+        <w:keepLines w:val="0"/>
+        <w:widowControl/>
+        <w:suppressLineNumbers w:val="0"/>
+        <w:rPr>
+          <w:sz w:val="20"/>
+          <w:szCs w:val="20"/>
+        </w:rPr>
+      </w:pPr>
+      <w:r>
+        <w:rPr>
+          <w:rStyle w:val="8"/>
+          <w:sz w:val="20"/>
+          <w:szCs w:val="20"/>
+        </w:rPr>
+        <w:t>Example:</w:t>
+      </w:r>
+      <w:r>
+        <w:rPr>
+          <w:sz w:val="20"/>
+          <w:szCs w:val="20"/>
+        </w:rPr>
+        <w:t xml:space="preserve"> email (welcome), logging, analytics</w:t>
+      </w:r>
+    </w:p>
+    <w:p>
+      <w:pPr>
+        <w:pStyle w:val="7"/>
+        <w:keepNext w:val="0"/>
+        <w:keepLines w:val="0"/>
+        <w:widowControl/>
+        <w:suppressLineNumbers w:val="0"/>
+        <w:rPr>
+          <w:sz w:val="20"/>
+          <w:szCs w:val="20"/>
+        </w:rPr>
+      </w:pPr>
+      <w:r>
+        <w:rPr>
+          <w:sz w:val="20"/>
+          <w:szCs w:val="20"/>
+        </w:rPr>
+        <w:t>⚠️ If app crashes → task may be lost</w:t>
+      </w:r>
+    </w:p>
+    <w:p>
+      <w:pPr>
+        <w:pStyle w:val="7"/>
+        <w:keepNext w:val="0"/>
+        <w:keepLines w:val="0"/>
+        <w:widowControl/>
+        <w:suppressLineNumbers w:val="0"/>
+        <w:rPr>
+          <w:sz w:val="20"/>
+          <w:szCs w:val="20"/>
+        </w:rPr>
+      </w:pPr>
+      <w:r>
+        <w:rPr>
+          <w:rStyle w:val="8"/>
+          <w:sz w:val="20"/>
+          <w:szCs w:val="20"/>
+        </w:rPr>
+        <w:t>Memory line:</w:t>
+      </w:r>
+    </w:p>
+    <w:p>
+      <w:pPr>
+        <w:pStyle w:val="7"/>
+        <w:keepNext w:val="0"/>
+        <w:keepLines w:val="0"/>
+        <w:widowControl/>
+        <w:suppressLineNumbers w:val="0"/>
+        <w:ind w:left="720" w:right="720"/>
+        <w:rPr>
+          <w:sz w:val="20"/>
+          <w:szCs w:val="20"/>
+        </w:rPr>
+      </w:pPr>
+      <w:r>
+        <w:rPr>
+          <w:rFonts w:hint="eastAsia" w:ascii="SimSun" w:hAnsi="SimSun" w:eastAsia="SimSun" w:cs="SimSun"/>
+          <w:sz w:val="20"/>
+          <w:szCs w:val="20"/>
+        </w:rPr>
+        <w:t>“Respond → then try to do work”</w:t>
+      </w:r>
+    </w:p>
+    <w:p>
+      <w:pPr>
+        <w:keepNext w:val="0"/>
+        <w:keepLines w:val="0"/>
+        <w:widowControl/>
+        <w:suppressLineNumbers w:val="0"/>
+        <w:rPr>
+          <w:sz w:val="20"/>
+          <w:szCs w:val="20"/>
+        </w:rPr>
+      </w:pPr>
+      <w:r>
+        <w:rPr>
+          <w:sz w:val="20"/>
+          <w:szCs w:val="20"/>
+        </w:rPr>
+        <w:pict>
+          <v:rect id="_x0000_i1027" o:spt="1" style="height:1.5pt;width:432pt;" fillcolor="#A0A0A0" filled="t" stroked="f" coordsize="21600,21600" o:hr="t" o:hrstd="t" o:hralign="center">
+            <v:path/>
+            <v:fill on="t" focussize="0,0"/>
+            <v:stroke on="f"/>
+            <v:imagedata o:title=""/>
+            <o:lock v:ext="edit"/>
+            <w10:wrap type="none"/>
+            <w10:anchorlock/>
+          </v:rect>
+        </w:pict>
+      </w:r>
+    </w:p>
+    <w:p>
+      <w:pPr>
+        <w:pStyle w:val="3"/>
+        <w:keepNext w:val="0"/>
+        <w:keepLines w:val="0"/>
+        <w:widowControl/>
+        <w:suppressLineNumbers w:val="0"/>
+        <w:rPr>
+          <w:sz w:val="20"/>
+          <w:szCs w:val="20"/>
+        </w:rPr>
+      </w:pPr>
+      <w:r>
+        <w:rPr>
+          <w:sz w:val="20"/>
+          <w:szCs w:val="20"/>
+        </w:rPr>
+        <w:t>🔹 3. Queue (Kafka / RabbitMQ)</w:t>
+      </w:r>
+    </w:p>
+    <w:p>
+      <w:pPr>
+        <w:pStyle w:val="7"/>
+        <w:keepNext w:val="0"/>
+        <w:keepLines w:val="0"/>
+        <w:widowControl/>
+        <w:suppressLineNumbers w:val="0"/>
+        <w:ind w:left="720"/>
+        <w:rPr>
+          <w:sz w:val="20"/>
+          <w:szCs w:val="20"/>
+        </w:rPr>
+      </w:pPr>
+      <w:r>
+        <w:rPr>
+          <w:sz w:val="20"/>
+          <w:szCs w:val="20"/>
+        </w:rPr>
+        <w:t xml:space="preserve">👉 User </w:t>
+      </w:r>
+      <w:r>
+        <w:rPr>
+          <w:rStyle w:val="8"/>
+          <w:sz w:val="20"/>
+          <w:szCs w:val="20"/>
+        </w:rPr>
+        <w:t>does NOT wait</w:t>
+      </w:r>
+    </w:p>
+    <w:p>
+      <w:pPr>
+        <w:pStyle w:val="7"/>
+        <w:keepNext w:val="0"/>
+        <w:keepLines w:val="0"/>
+        <w:widowControl/>
+        <w:suppressLineNumbers w:val="0"/>
+        <w:ind w:left="720"/>
+        <w:rPr>
+          <w:sz w:val="20"/>
+          <w:szCs w:val="20"/>
+        </w:rPr>
+      </w:pPr>
+      <w:r>
+        <w:rPr>
+          <w:sz w:val="20"/>
+          <w:szCs w:val="20"/>
+        </w:rPr>
+        <w:t>👉 Task stored safely (separate system)</w:t>
+      </w:r>
+    </w:p>
+    <w:p>
+      <w:pPr>
+        <w:pStyle w:val="7"/>
+        <w:keepNext w:val="0"/>
+        <w:keepLines w:val="0"/>
+        <w:widowControl/>
+        <w:suppressLineNumbers w:val="0"/>
+        <w:ind w:left="720"/>
+        <w:rPr>
+          <w:sz w:val="20"/>
+          <w:szCs w:val="20"/>
+        </w:rPr>
+      </w:pPr>
+      <w:r>
+        <w:rPr>
+          <w:sz w:val="20"/>
+          <w:szCs w:val="20"/>
+        </w:rPr>
+        <w:t xml:space="preserve">👉 Task is </w:t>
+      </w:r>
+      <w:r>
+        <w:rPr>
+          <w:rStyle w:val="8"/>
+          <w:sz w:val="20"/>
+          <w:szCs w:val="20"/>
+        </w:rPr>
+        <w:t>mandatory + must succeed</w:t>
+      </w:r>
+    </w:p>
+    <w:p>
+      <w:pPr>
+        <w:pStyle w:val="7"/>
+        <w:keepNext w:val="0"/>
+        <w:keepLines w:val="0"/>
+        <w:widowControl/>
+        <w:suppressLineNumbers w:val="0"/>
+        <w:rPr>
+          <w:sz w:val="20"/>
+          <w:szCs w:val="20"/>
+        </w:rPr>
+      </w:pPr>
+      <w:r>
+        <w:rPr>
+          <w:rStyle w:val="8"/>
+          <w:sz w:val="20"/>
+          <w:szCs w:val="20"/>
+        </w:rPr>
+        <w:t>Example:</w:t>
+      </w:r>
+      <w:r>
+        <w:rPr>
+          <w:sz w:val="20"/>
+          <w:szCs w:val="20"/>
+        </w:rPr>
+        <w:t xml:space="preserve"> OTP, payment processing, order workflow</w:t>
+      </w:r>
+    </w:p>
+    <w:p>
+      <w:pPr>
+        <w:pStyle w:val="7"/>
+        <w:keepNext w:val="0"/>
+        <w:keepLines w:val="0"/>
+        <w:widowControl/>
+        <w:suppressLineNumbers w:val="0"/>
+        <w:rPr>
+          <w:sz w:val="20"/>
+          <w:szCs w:val="20"/>
+        </w:rPr>
+      </w:pPr>
+      <w:r>
+        <w:rPr>
+          <w:sz w:val="20"/>
+          <w:szCs w:val="20"/>
+        </w:rPr>
+        <w:t>✅ Retry + durability + scalable</w:t>
+      </w:r>
+    </w:p>
+    <w:p>
+      <w:pPr>
+        <w:pStyle w:val="7"/>
+        <w:keepNext w:val="0"/>
+        <w:keepLines w:val="0"/>
+        <w:widowControl/>
+        <w:suppressLineNumbers w:val="0"/>
+        <w:rPr>
+          <w:sz w:val="20"/>
+          <w:szCs w:val="20"/>
+        </w:rPr>
+      </w:pPr>
+      <w:r>
+        <w:rPr>
+          <w:rStyle w:val="8"/>
+          <w:sz w:val="20"/>
+          <w:szCs w:val="20"/>
+        </w:rPr>
+        <w:t>Memory line:</w:t>
+      </w:r>
+    </w:p>
+    <w:p>
+      <w:pPr>
+        <w:pStyle w:val="7"/>
+        <w:keepNext w:val="0"/>
+        <w:keepLines w:val="0"/>
+        <w:widowControl/>
+        <w:suppressLineNumbers w:val="0"/>
+        <w:ind w:left="720" w:right="720"/>
+        <w:rPr>
+          <w:sz w:val="20"/>
+          <w:szCs w:val="20"/>
+        </w:rPr>
+      </w:pPr>
+      <w:r>
+        <w:rPr>
+          <w:rFonts w:hint="eastAsia" w:ascii="SimSun" w:hAnsi="SimSun" w:eastAsia="SimSun" w:cs="SimSun"/>
+          <w:sz w:val="20"/>
+          <w:szCs w:val="20"/>
+        </w:rPr>
+        <w:t>“Respond → must do work (no loss allowed)”</w:t>
+      </w:r>
+    </w:p>
+    <w:p>
+      <w:pPr>
+        <w:keepNext w:val="0"/>
+        <w:keepLines w:val="0"/>
+        <w:widowControl/>
+        <w:suppressLineNumbers w:val="0"/>
+        <w:rPr>
+          <w:sz w:val="20"/>
+          <w:szCs w:val="20"/>
+        </w:rPr>
+      </w:pPr>
+      <w:r>
+        <w:rPr>
+          <w:sz w:val="20"/>
+          <w:szCs w:val="20"/>
+        </w:rPr>
+        <w:pict>
+          <v:rect id="_x0000_i1028" o:spt="1" style="height:1.5pt;width:432pt;" fillcolor="#A0A0A0" filled="t" stroked="f" coordsize="21600,21600" o:hr="t" o:hrstd="t" o:hralign="center">
+            <v:path/>
+            <v:fill on="t" focussize="0,0"/>
+            <v:stroke on="f"/>
+            <v:imagedata o:title=""/>
+            <o:lock v:ext="edit"/>
+            <w10:wrap type="none"/>
+            <w10:anchorlock/>
+          </v:rect>
+        </w:pict>
+      </w:r>
+    </w:p>
+    <w:p>
+      <w:pPr>
+        <w:pStyle w:val="2"/>
+        <w:keepNext w:val="0"/>
+        <w:keepLines w:val="0"/>
+        <w:widowControl/>
+        <w:suppressLineNumbers w:val="0"/>
+        <w:rPr>
+          <w:sz w:val="20"/>
+          <w:szCs w:val="20"/>
+        </w:rPr>
+      </w:pPr>
+      <w:r>
+        <w:rPr>
+          <w:sz w:val="20"/>
+          <w:szCs w:val="20"/>
+        </w:rPr>
+        <w:t>🔥 Final mental shortcut (very important)</w:t>
+      </w:r>
+    </w:p>
+    <w:p>
+      <w:pPr>
+        <w:pStyle w:val="7"/>
+        <w:keepNext w:val="0"/>
+        <w:keepLines w:val="0"/>
+        <w:widowControl/>
+        <w:suppressLineNumbers w:val="0"/>
+        <w:rPr>
+          <w:sz w:val="20"/>
+          <w:szCs w:val="20"/>
+        </w:rPr>
+      </w:pPr>
+      <w:r>
+        <w:rPr>
+          <w:sz w:val="20"/>
+          <w:szCs w:val="20"/>
+        </w:rPr>
+        <w:t>Don’t think:</w:t>
+      </w:r>
+    </w:p>
+    <w:p>
+      <w:pPr>
+        <w:pStyle w:val="7"/>
+        <w:keepNext w:val="0"/>
+        <w:keepLines w:val="0"/>
+        <w:widowControl/>
+        <w:suppressLineNumbers w:val="0"/>
+        <w:ind w:left="720" w:right="720"/>
+        <w:rPr>
+          <w:sz w:val="20"/>
+          <w:szCs w:val="20"/>
+        </w:rPr>
+      </w:pPr>
+      <w:r>
+        <w:rPr>
+          <w:rFonts w:hint="eastAsia" w:ascii="SimSun" w:hAnsi="SimSun" w:eastAsia="SimSun" w:cs="SimSun"/>
+          <w:sz w:val="20"/>
+          <w:szCs w:val="20"/>
+        </w:rPr>
+        <w:t>fast / slow</w:t>
+      </w:r>
+    </w:p>
+    <w:p>
+      <w:pPr>
+        <w:pStyle w:val="7"/>
+        <w:keepNext w:val="0"/>
+        <w:keepLines w:val="0"/>
+        <w:widowControl/>
+        <w:suppressLineNumbers w:val="0"/>
+        <w:rPr>
+          <w:sz w:val="20"/>
+          <w:szCs w:val="20"/>
+        </w:rPr>
+      </w:pPr>
+      <w:r>
+        <w:rPr>
+          <w:sz w:val="20"/>
+          <w:szCs w:val="20"/>
+        </w:rPr>
+        <w:t>Think:</w:t>
+      </w:r>
+    </w:p>
+    <w:p>
+      <w:pPr>
+        <w:pStyle w:val="7"/>
+        <w:keepNext w:val="0"/>
+        <w:keepLines w:val="0"/>
+        <w:widowControl/>
+        <w:suppressLineNumbers w:val="0"/>
+        <w:ind w:left="720" w:right="720"/>
+        <w:rPr>
+          <w:sz w:val="20"/>
+          <w:szCs w:val="20"/>
+        </w:rPr>
+      </w:pPr>
+      <w:r>
+        <w:rPr>
+          <w:rStyle w:val="8"/>
+          <w:rFonts w:hint="eastAsia" w:ascii="SimSun" w:hAnsi="SimSun" w:eastAsia="SimSun" w:cs="SimSun"/>
+          <w:sz w:val="20"/>
+          <w:szCs w:val="20"/>
+        </w:rPr>
+        <w:t>Wait? + Must it succeed?</w:t>
+      </w:r>
+    </w:p>
+    <w:p>
+      <w:pPr>
+        <w:keepNext w:val="0"/>
+        <w:keepLines w:val="0"/>
+        <w:widowControl/>
+        <w:suppressLineNumbers w:val="0"/>
+        <w:rPr>
+          <w:sz w:val="20"/>
+          <w:szCs w:val="20"/>
+        </w:rPr>
+      </w:pPr>
+      <w:r>
+        <w:rPr>
+          <w:sz w:val="20"/>
+          <w:szCs w:val="20"/>
+        </w:rPr>
+        <w:pict>
+          <v:rect id="_x0000_i1029" o:spt="1" style="height:1.5pt;width:432pt;" fillcolor="#A0A0A0" filled="t" stroked="f" coordsize="21600,21600" o:hr="t" o:hrstd="t" o:hralign="center">
+            <v:path/>
+            <v:fill on="t" focussize="0,0"/>
+            <v:stroke on="f"/>
+            <v:imagedata o:title=""/>
+            <o:lock v:ext="edit"/>
+            <w10:wrap type="none"/>
+            <w10:anchorlock/>
+          </v:rect>
+        </w:pict>
+      </w:r>
+    </w:p>
+    <w:p>
+      <w:pPr>
+        <w:pStyle w:val="3"/>
+        <w:keepNext w:val="0"/>
+        <w:keepLines w:val="0"/>
+        <w:widowControl/>
+        <w:suppressLineNumbers w:val="0"/>
+        <w:rPr>
+          <w:sz w:val="20"/>
+          <w:szCs w:val="20"/>
+        </w:rPr>
+      </w:pPr>
+      <w:r>
+        <w:rPr>
+          <w:sz w:val="20"/>
+          <w:szCs w:val="20"/>
+        </w:rPr>
+        <w:t>⚡ Decision in 2 questions</w:t>
+      </w:r>
+    </w:p>
+    <w:p>
+      <w:pPr>
+        <w:pStyle w:val="7"/>
+        <w:keepNext w:val="0"/>
+        <w:keepLines w:val="0"/>
+        <w:widowControl/>
+        <w:suppressLineNumbers w:val="0"/>
+        <w:ind w:left="720"/>
+        <w:rPr>
+          <w:sz w:val="20"/>
+          <w:szCs w:val="20"/>
+        </w:rPr>
+      </w:pPr>
+      <w:r>
+        <w:rPr>
+          <w:sz w:val="20"/>
+          <w:szCs w:val="20"/>
+        </w:rPr>
+        <w:t>Does user need to wait?</w:t>
+      </w:r>
+    </w:p>
+    <w:p>
+      <w:pPr>
+        <w:pStyle w:val="7"/>
+        <w:keepNext w:val="0"/>
+        <w:keepLines w:val="0"/>
+        <w:widowControl/>
+        <w:suppressLineNumbers w:val="0"/>
+        <w:ind w:left="720"/>
+        <w:rPr>
+          <w:sz w:val="20"/>
+          <w:szCs w:val="20"/>
+        </w:rPr>
+      </w:pPr>
+      <w:r>
+        <w:rPr>
+          <w:sz w:val="20"/>
+          <w:szCs w:val="20"/>
+        </w:rPr>
+        <w:t>YES → Normal REST</w:t>
+      </w:r>
+    </w:p>
+    <w:p>
+      <w:pPr>
+        <w:pStyle w:val="7"/>
+        <w:keepNext w:val="0"/>
+        <w:keepLines w:val="0"/>
+        <w:widowControl/>
+        <w:suppressLineNumbers w:val="0"/>
+        <w:ind w:left="720"/>
+        <w:rPr>
+          <w:sz w:val="20"/>
+          <w:szCs w:val="20"/>
+        </w:rPr>
+      </w:pPr>
+      <w:r>
+        <w:rPr>
+          <w:sz w:val="20"/>
+          <w:szCs w:val="20"/>
+        </w:rPr>
+        <w:t>NO → go next</w:t>
+      </w:r>
+    </w:p>
+    <w:p>
+      <w:pPr>
+        <w:pStyle w:val="7"/>
+        <w:keepNext w:val="0"/>
+        <w:keepLines w:val="0"/>
+        <w:widowControl/>
+        <w:suppressLineNumbers w:val="0"/>
+        <w:ind w:left="720"/>
+        <w:rPr>
+          <w:sz w:val="20"/>
+          <w:szCs w:val="20"/>
+        </w:rPr>
+      </w:pPr>
+      <w:r>
+        <w:rPr>
+          <w:sz w:val="20"/>
+          <w:szCs w:val="20"/>
+        </w:rPr>
+        <w:t>Must task succeed 100%?</w:t>
+      </w:r>
+    </w:p>
+    <w:p>
+      <w:pPr>
+        <w:pStyle w:val="7"/>
+        <w:keepNext w:val="0"/>
+        <w:keepLines w:val="0"/>
+        <w:widowControl/>
+        <w:suppressLineNumbers w:val="0"/>
+        <w:ind w:left="720"/>
+        <w:rPr>
+          <w:sz w:val="20"/>
+          <w:szCs w:val="20"/>
+        </w:rPr>
+      </w:pPr>
+      <w:r>
+        <w:rPr>
+          <w:sz w:val="20"/>
+          <w:szCs w:val="20"/>
+        </w:rPr>
+        <w:t>YES → Queue</w:t>
+      </w:r>
+    </w:p>
+    <w:p>
+      <w:pPr>
+        <w:pStyle w:val="7"/>
+        <w:keepNext w:val="0"/>
+        <w:keepLines w:val="0"/>
+        <w:widowControl/>
+        <w:suppressLineNumbers w:val="0"/>
+        <w:ind w:left="720"/>
+        <w:rPr>
+          <w:sz w:val="20"/>
+          <w:szCs w:val="20"/>
+        </w:rPr>
+      </w:pPr>
+      <w:r>
+        <w:rPr>
+          <w:sz w:val="20"/>
+          <w:szCs w:val="20"/>
+        </w:rPr>
+        <w:t xml:space="preserve">NO → </w:t>
+      </w:r>
+      <w:r>
+        <w:rPr>
+          <w:rStyle w:val="6"/>
+          <w:sz w:val="20"/>
+          <w:szCs w:val="20"/>
+        </w:rPr>
+        <w:t>@Async</w:t>
+      </w:r>
+    </w:p>
+    <w:p>
+      <w:pPr>
+        <w:keepNext w:val="0"/>
+        <w:keepLines w:val="0"/>
+        <w:widowControl/>
+        <w:suppressLineNumbers w:val="0"/>
+        <w:rPr>
+          <w:rFonts w:hint="default"/>
+          <w:sz w:val="20"/>
+          <w:szCs w:val="20"/>
+          <w:lang w:val="en-US"/>
+        </w:rPr>
+      </w:pPr>
+      <w:r>
+        <w:rPr>
+          <w:sz w:val="20"/>
+          <w:szCs w:val="20"/>
+        </w:rPr>
+        <w:pict>
+          <v:rect id="_x0000_i1030" o:spt="1" style="height:1.5pt;width:432pt;" fillcolor="#A0A0A0" filled="t" stroked="f" coordsize="21600,21600" o:hr="t" o:hrstd="t" o:hralign="center">
+            <v:path/>
+            <v:fill on="t" focussize="0,0"/>
+            <v:stroke on="f"/>
+            <v:imagedata o:title=""/>
+            <o:lock v:ext="edit"/>
+            <w10:wrap type="none"/>
+            <w10:anchorlock/>
+          </v:rect>
+        </w:pict>
+      </w:r>
     </w:p>
     <w:sectPr>
       <w:pgSz w:w="11906" w:h="16838"/>
@@ -1547,12 +2614,52 @@
       <w:lang w:val="en-US" w:eastAsia="zh-CN" w:bidi="ar-SA"/>
     </w:rPr>
   </w:style>
-  <w:style w:type="character" w:default="1" w:styleId="2">
+  <w:style w:type="paragraph" w:styleId="2">
+    <w:name w:val="heading 1"/>
+    <w:next w:val="1"/>
+    <w:qFormat/>
+    <w:uiPriority w:val="0"/>
+    <w:pPr>
+      <w:spacing w:before="0" w:beforeAutospacing="1" w:after="0" w:afterAutospacing="1"/>
+      <w:jc w:val="left"/>
+    </w:pPr>
+    <w:rPr>
+      <w:rFonts w:hint="eastAsia" w:ascii="SimSun" w:hAnsi="SimSun" w:eastAsia="SimSun" w:cs="SimSun"/>
+      <w:b/>
+      <w:bCs/>
+      <w:kern w:val="44"/>
+      <w:sz w:val="48"/>
+      <w:szCs w:val="48"/>
+      <w:lang w:val="en-US" w:eastAsia="zh-CN" w:bidi="ar"/>
+    </w:rPr>
+  </w:style>
+  <w:style w:type="paragraph" w:styleId="3">
+    <w:name w:val="heading 2"/>
+    <w:next w:val="1"/>
+    <w:semiHidden/>
+    <w:unhideWhenUsed/>
+    <w:qFormat/>
+    <w:uiPriority w:val="0"/>
+    <w:pPr>
+      <w:spacing w:before="0" w:beforeAutospacing="1" w:after="0" w:afterAutospacing="1"/>
+      <w:jc w:val="left"/>
+    </w:pPr>
+    <w:rPr>
+      <w:rFonts w:hint="eastAsia" w:ascii="SimSun" w:hAnsi="SimSun" w:eastAsia="SimSun" w:cs="SimSun"/>
+      <w:b/>
+      <w:bCs/>
+      <w:kern w:val="0"/>
+      <w:sz w:val="36"/>
+      <w:szCs w:val="36"/>
+      <w:lang w:val="en-US" w:eastAsia="zh-CN" w:bidi="ar"/>
+    </w:rPr>
+  </w:style>
+  <w:style w:type="character" w:default="1" w:styleId="4">
     <w:name w:val="Default Paragraph Font"/>
     <w:semiHidden/>
     <w:uiPriority w:val="0"/>
   </w:style>
-  <w:style w:type="table" w:default="1" w:styleId="3">
+  <w:style w:type="table" w:default="1" w:styleId="5">
     <w:name w:val="Normal Table"/>
     <w:semiHidden/>
     <w:qFormat/>
@@ -1565,6 +2672,41 @@
         <w:right w:w="108" w:type="dxa"/>
       </w:tblCellMar>
     </w:tblPr>
+  </w:style>
+  <w:style w:type="character" w:styleId="6">
+    <w:name w:val="HTML Code"/>
+    <w:basedOn w:val="4"/>
+    <w:uiPriority w:val="0"/>
+    <w:rPr>
+      <w:rFonts w:ascii="Courier New" w:hAnsi="Courier New" w:cs="Courier New"/>
+      <w:sz w:val="20"/>
+      <w:szCs w:val="20"/>
+    </w:rPr>
+  </w:style>
+  <w:style w:type="paragraph" w:styleId="7">
+    <w:name w:val="Normal (Web)"/>
+    <w:uiPriority w:val="0"/>
+    <w:pPr>
+      <w:spacing w:before="0" w:beforeAutospacing="1" w:after="0" w:afterAutospacing="1"/>
+      <w:ind w:left="0" w:right="0"/>
+      <w:jc w:val="left"/>
+    </w:pPr>
+    <w:rPr>
+      <w:kern w:val="0"/>
+      <w:sz w:val="24"/>
+      <w:szCs w:val="24"/>
+      <w:lang w:val="en-US" w:eastAsia="zh-CN" w:bidi="ar"/>
+    </w:rPr>
+  </w:style>
+  <w:style w:type="character" w:styleId="8">
+    <w:name w:val="Strong"/>
+    <w:basedOn w:val="4"/>
+    <w:qFormat/>
+    <w:uiPriority w:val="0"/>
+    <w:rPr>
+      <w:b/>
+      <w:bCs/>
+    </w:rPr>
   </w:style>
 </w:styles>
 </file>
